--- a/docs/설계서/요구사항정의서.docx
+++ b/docs/설계서/요구사항정의서.docx
@@ -41,16 +41,20 @@
     <w:tbl>
       <w:tblPr>
         <w:tblStyle w:val="aa"/>
-        <w:tblW w:w="0" w:type="auto"/>
+        <w:tblW w:w="5000" w:type="pct"/>
         <w:tblBorders>
           <w:bottom w:val="single" w:sz="18" w:space="0" w:color="auto"/>
         </w:tblBorders>
         <w:tblLook w:val="04A0" w:firstRow="1" w:lastRow="0" w:firstColumn="1" w:lastColumn="0" w:noHBand="0" w:noVBand="1"/>
+        <w:tblLayout w:type="autofit"/>
       </w:tblPr>
       <w:tblGrid>
         <w:gridCol w:w="9026"/>
       </w:tblGrid>
       <w:tr>
+        <w:trPr>
+          <w:cantSplit/>
+        </w:trPr>
         <w:tc>
           <w:tcPr>
             <w:tcW w:w="10454" w:type="dxa"/>
@@ -59,6 +63,7 @@
               <w:left w:val="nil"/>
               <w:right w:val="nil"/>
             </w:tcBorders>
+            <w:vAlign w:val="center"/>
           </w:tcPr>
           <w:p>
             <w:pPr>
@@ -316,7 +321,7 @@
     </w:p>
     <w:tbl>
       <w:tblPr>
-        <w:tblW w:w="10348" w:type="dxa"/>
+        <w:tblW w:w="5000" w:type="pct"/>
         <w:tblInd w:w="-5" w:type="dxa"/>
         <w:tblBorders>
           <w:top w:val="single" w:sz="4" w:space="0" w:color="000000"/>
@@ -324,7 +329,7 @@
           <w:bottom w:val="single" w:sz="4" w:space="0" w:color="000000"/>
           <w:right w:val="single" w:sz="4" w:space="0" w:color="000000"/>
         </w:tblBorders>
-        <w:tblLayout w:type="fixed"/>
+        <w:tblLayout w:type="autofit"/>
         <w:tblLook w:val="0400" w:firstRow="0" w:lastRow="0" w:firstColumn="0" w:lastColumn="0" w:noHBand="0" w:noVBand="1"/>
       </w:tblPr>
       <w:tblGrid>
@@ -334,6 +339,7 @@
       <w:tr>
         <w:trPr>
           <w:trHeight w:val="256"/>
+          <w:cantSplit/>
         </w:trPr>
         <w:tc>
           <w:tcPr>
@@ -405,6 +411,7 @@
       <w:tr>
         <w:trPr>
           <w:trHeight w:val="256"/>
+          <w:cantSplit/>
         </w:trPr>
         <w:tc>
           <w:tcPr>
@@ -485,6 +492,7 @@
       <w:tr>
         <w:trPr>
           <w:trHeight w:val="256"/>
+          <w:cantSplit/>
         </w:trPr>
         <w:tc>
           <w:tcPr>
@@ -565,6 +573,7 @@
       <w:tr>
         <w:trPr>
           <w:trHeight w:val="256"/>
+          <w:cantSplit/>
         </w:trPr>
         <w:tc>
           <w:tcPr>
@@ -635,6 +644,7 @@
       <w:tr>
         <w:trPr>
           <w:trHeight w:val="256"/>
+          <w:cantSplit/>
         </w:trPr>
         <w:tc>
           <w:tcPr>
@@ -745,6 +755,7 @@
       <w:tr>
         <w:trPr>
           <w:trHeight w:val="323"/>
+          <w:cantSplit/>
         </w:trPr>
         <w:tc>
           <w:tcPr>
@@ -921,6 +932,7 @@
       <w:tr>
         <w:trPr>
           <w:trHeight w:val="256"/>
+          <w:cantSplit/>
         </w:trPr>
         <w:tc>
           <w:tcPr>
@@ -1004,6 +1016,7 @@
       <w:tr>
         <w:trPr>
           <w:trHeight w:val="256"/>
+          <w:cantSplit/>
         </w:trPr>
         <w:tc>
           <w:tcPr>
@@ -1134,7 +1147,7 @@
     </w:p>
     <w:tbl>
       <w:tblPr>
-        <w:tblW w:w="9360" w:type="dxa"/>
+        <w:tblW w:w="5000" w:type="pct"/>
         <w:tblBorders>
           <w:top w:val="single" w:sz="4" w:space="0" w:color="auto"/>
           <w:left w:val="single" w:sz="4" w:space="0" w:color="auto"/>
@@ -1148,6 +1161,7 @@
           <w:right w:w="10" w:type="dxa"/>
         </w:tblCellMar>
         <w:tblLook w:val="04A0" w:firstRow="1" w:lastRow="0" w:firstColumn="1" w:lastColumn="0" w:noHBand="0" w:noVBand="1"/>
+        <w:tblLayout w:type="autofit"/>
       </w:tblPr>
       <w:tblGrid>
         <w:gridCol w:w="2000"/>
@@ -1160,6 +1174,9 @@
             <w:bottom w:w="0" w:type="dxa"/>
           </w:tblCellMar>
         </w:tblPrEx>
+        <w:trPr>
+          <w:cantSplit/>
+        </w:trPr>
         <w:tc>
           <w:tcPr>
             <w:tcW w:w="2000" w:type="dxa"/>
@@ -1250,6 +1267,9 @@
             <w:bottom w:w="0" w:type="dxa"/>
           </w:tblCellMar>
         </w:tblPrEx>
+        <w:trPr>
+          <w:cantSplit/>
+        </w:trPr>
         <w:tc>
           <w:tcPr>
             <w:tcW w:w="2000" w:type="dxa"/>
@@ -1341,6 +1361,9 @@
             <w:bottom w:w="0" w:type="dxa"/>
           </w:tblCellMar>
         </w:tblPrEx>
+        <w:trPr>
+          <w:cantSplit/>
+        </w:trPr>
         <w:tc>
           <w:tcPr>
             <w:tcW w:w="2000" w:type="dxa"/>
@@ -1418,6 +1441,9 @@
             <w:bottom w:w="0" w:type="dxa"/>
           </w:tblCellMar>
         </w:tblPrEx>
+        <w:trPr>
+          <w:cantSplit/>
+        </w:trPr>
         <w:tc>
           <w:tcPr>
             <w:tcW w:w="2000" w:type="dxa"/>
@@ -1495,6 +1521,9 @@
             <w:bottom w:w="0" w:type="dxa"/>
           </w:tblCellMar>
         </w:tblPrEx>
+        <w:trPr>
+          <w:cantSplit/>
+        </w:trPr>
         <w:tc>
           <w:tcPr>
             <w:tcW w:w="2000" w:type="dxa"/>
@@ -1633,6 +1662,9 @@
             <w:bottom w:w="0" w:type="dxa"/>
           </w:tblCellMar>
         </w:tblPrEx>
+        <w:trPr>
+          <w:cantSplit/>
+        </w:trPr>
         <w:tc>
           <w:tcPr>
             <w:tcW w:w="2000" w:type="dxa"/>
@@ -1709,6 +1741,9 @@
             <w:bottom w:w="0" w:type="dxa"/>
           </w:tblCellMar>
         </w:tblPrEx>
+        <w:trPr>
+          <w:cantSplit/>
+        </w:trPr>
         <w:tc>
           <w:tcPr>
             <w:tcW w:w="2000" w:type="dxa"/>
@@ -1842,7 +1877,7 @@
     </w:p>
     <w:tbl>
       <w:tblPr>
-        <w:tblW w:w="9360" w:type="dxa"/>
+        <w:tblW w:w="5000" w:type="pct"/>
         <w:tblBorders>
           <w:top w:val="single" w:sz="4" w:space="0" w:color="auto"/>
           <w:left w:val="single" w:sz="4" w:space="0" w:color="auto"/>
@@ -1856,6 +1891,7 @@
           <w:right w:w="10" w:type="dxa"/>
         </w:tblCellMar>
         <w:tblLook w:val="04A0" w:firstRow="1" w:lastRow="0" w:firstColumn="1" w:lastColumn="0" w:noHBand="0" w:noVBand="1"/>
+        <w:tblLayout w:type="autofit"/>
       </w:tblPr>
       <w:tblGrid>
         <w:gridCol w:w="2000"/>
@@ -1868,6 +1904,9 @@
             <w:bottom w:w="0" w:type="dxa"/>
           </w:tblCellMar>
         </w:tblPrEx>
+        <w:trPr>
+          <w:cantSplit/>
+        </w:trPr>
         <w:tc>
           <w:tcPr>
             <w:tcW w:w="2000" w:type="dxa"/>
@@ -1958,6 +1997,9 @@
             <w:bottom w:w="0" w:type="dxa"/>
           </w:tblCellMar>
         </w:tblPrEx>
+        <w:trPr>
+          <w:cantSplit/>
+        </w:trPr>
         <w:tc>
           <w:tcPr>
             <w:tcW w:w="2000" w:type="dxa"/>
@@ -2049,6 +2091,9 @@
             <w:bottom w:w="0" w:type="dxa"/>
           </w:tblCellMar>
         </w:tblPrEx>
+        <w:trPr>
+          <w:cantSplit/>
+        </w:trPr>
         <w:tc>
           <w:tcPr>
             <w:tcW w:w="2000" w:type="dxa"/>
@@ -2126,6 +2171,9 @@
             <w:bottom w:w="0" w:type="dxa"/>
           </w:tblCellMar>
         </w:tblPrEx>
+        <w:trPr>
+          <w:cantSplit/>
+        </w:trPr>
         <w:tc>
           <w:tcPr>
             <w:tcW w:w="2000" w:type="dxa"/>
@@ -2203,6 +2251,9 @@
             <w:bottom w:w="0" w:type="dxa"/>
           </w:tblCellMar>
         </w:tblPrEx>
+        <w:trPr>
+          <w:cantSplit/>
+        </w:trPr>
         <w:tc>
           <w:tcPr>
             <w:tcW w:w="2000" w:type="dxa"/>
@@ -2331,6 +2382,9 @@
             <w:bottom w:w="0" w:type="dxa"/>
           </w:tblCellMar>
         </w:tblPrEx>
+        <w:trPr>
+          <w:cantSplit/>
+        </w:trPr>
         <w:tc>
           <w:tcPr>
             <w:tcW w:w="2000" w:type="dxa"/>
@@ -2408,6 +2462,9 @@
             <w:bottom w:w="0" w:type="dxa"/>
           </w:tblCellMar>
         </w:tblPrEx>
+        <w:trPr>
+          <w:cantSplit/>
+        </w:trPr>
         <w:tc>
           <w:tcPr>
             <w:tcW w:w="2000" w:type="dxa"/>
@@ -2528,7 +2585,7 @@
     </w:p>
     <w:tbl>
       <w:tblPr>
-        <w:tblW w:w="9360" w:type="dxa"/>
+        <w:tblW w:w="5000" w:type="pct"/>
         <w:tblBorders>
           <w:top w:val="single" w:sz="4" w:space="0" w:color="auto"/>
           <w:left w:val="single" w:sz="4" w:space="0" w:color="auto"/>
@@ -2542,6 +2599,7 @@
           <w:right w:w="10" w:type="dxa"/>
         </w:tblCellMar>
         <w:tblLook w:val="04A0" w:firstRow="1" w:lastRow="0" w:firstColumn="1" w:lastColumn="0" w:noHBand="0" w:noVBand="1"/>
+        <w:tblLayout w:type="autofit"/>
       </w:tblPr>
       <w:tblGrid>
         <w:gridCol w:w="2000"/>
@@ -2554,6 +2612,9 @@
             <w:bottom w:w="0" w:type="dxa"/>
           </w:tblCellMar>
         </w:tblPrEx>
+        <w:trPr>
+          <w:cantSplit/>
+        </w:trPr>
         <w:tc>
           <w:tcPr>
             <w:tcW w:w="2000" w:type="dxa"/>
@@ -2644,6 +2705,9 @@
             <w:bottom w:w="0" w:type="dxa"/>
           </w:tblCellMar>
         </w:tblPrEx>
+        <w:trPr>
+          <w:cantSplit/>
+        </w:trPr>
         <w:tc>
           <w:tcPr>
             <w:tcW w:w="2000" w:type="dxa"/>
@@ -2734,6 +2798,9 @@
             <w:bottom w:w="0" w:type="dxa"/>
           </w:tblCellMar>
         </w:tblPrEx>
+        <w:trPr>
+          <w:cantSplit/>
+        </w:trPr>
         <w:tc>
           <w:tcPr>
             <w:tcW w:w="2000" w:type="dxa"/>
@@ -2811,6 +2878,9 @@
             <w:bottom w:w="0" w:type="dxa"/>
           </w:tblCellMar>
         </w:tblPrEx>
+        <w:trPr>
+          <w:cantSplit/>
+        </w:trPr>
         <w:tc>
           <w:tcPr>
             <w:tcW w:w="2000" w:type="dxa"/>
@@ -2908,6 +2978,9 @@
             <w:bottom w:w="0" w:type="dxa"/>
           </w:tblCellMar>
         </w:tblPrEx>
+        <w:trPr>
+          <w:cantSplit/>
+        </w:trPr>
         <w:tc>
           <w:tcPr>
             <w:tcW w:w="2000" w:type="dxa"/>
@@ -3064,6 +3137,9 @@
             <w:bottom w:w="0" w:type="dxa"/>
           </w:tblCellMar>
         </w:tblPrEx>
+        <w:trPr>
+          <w:cantSplit/>
+        </w:trPr>
         <w:tc>
           <w:tcPr>
             <w:tcW w:w="2000" w:type="dxa"/>
@@ -3140,6 +3216,9 @@
             <w:bottom w:w="0" w:type="dxa"/>
           </w:tblCellMar>
         </w:tblPrEx>
+        <w:trPr>
+          <w:cantSplit/>
+        </w:trPr>
         <w:tc>
           <w:tcPr>
             <w:tcW w:w="2000" w:type="dxa"/>
@@ -3270,7 +3349,7 @@
     </w:p>
     <w:tbl>
       <w:tblPr>
-        <w:tblW w:w="9360" w:type="dxa"/>
+        <w:tblW w:w="5000" w:type="pct"/>
         <w:tblBorders>
           <w:top w:val="single" w:sz="4" w:space="0" w:color="auto"/>
           <w:left w:val="single" w:sz="4" w:space="0" w:color="auto"/>
@@ -3284,6 +3363,7 @@
           <w:right w:w="10" w:type="dxa"/>
         </w:tblCellMar>
         <w:tblLook w:val="04A0" w:firstRow="1" w:lastRow="0" w:firstColumn="1" w:lastColumn="0" w:noHBand="0" w:noVBand="1"/>
+        <w:tblLayout w:type="autofit"/>
       </w:tblPr>
       <w:tblGrid>
         <w:gridCol w:w="2000"/>
@@ -3296,6 +3376,9 @@
             <w:bottom w:w="0" w:type="dxa"/>
           </w:tblCellMar>
         </w:tblPrEx>
+        <w:trPr>
+          <w:cantSplit/>
+        </w:trPr>
         <w:tc>
           <w:tcPr>
             <w:tcW w:w="2000" w:type="dxa"/>
@@ -3386,6 +3469,9 @@
             <w:bottom w:w="0" w:type="dxa"/>
           </w:tblCellMar>
         </w:tblPrEx>
+        <w:trPr>
+          <w:cantSplit/>
+        </w:trPr>
         <w:tc>
           <w:tcPr>
             <w:tcW w:w="2000" w:type="dxa"/>
@@ -3473,6 +3559,9 @@
             <w:bottom w:w="0" w:type="dxa"/>
           </w:tblCellMar>
         </w:tblPrEx>
+        <w:trPr>
+          <w:cantSplit/>
+        </w:trPr>
         <w:tc>
           <w:tcPr>
             <w:tcW w:w="2000" w:type="dxa"/>
@@ -3550,6 +3639,9 @@
             <w:bottom w:w="0" w:type="dxa"/>
           </w:tblCellMar>
         </w:tblPrEx>
+        <w:trPr>
+          <w:cantSplit/>
+        </w:trPr>
         <w:tc>
           <w:tcPr>
             <w:tcW w:w="2000" w:type="dxa"/>
@@ -3627,6 +3719,9 @@
             <w:bottom w:w="0" w:type="dxa"/>
           </w:tblCellMar>
         </w:tblPrEx>
+        <w:trPr>
+          <w:cantSplit/>
+        </w:trPr>
         <w:tc>
           <w:tcPr>
             <w:tcW w:w="2000" w:type="dxa"/>
@@ -3729,6 +3824,9 @@
             <w:bottom w:w="0" w:type="dxa"/>
           </w:tblCellMar>
         </w:tblPrEx>
+        <w:trPr>
+          <w:cantSplit/>
+        </w:trPr>
         <w:tc>
           <w:tcPr>
             <w:tcW w:w="2000" w:type="dxa"/>
@@ -3805,6 +3903,9 @@
             <w:bottom w:w="0" w:type="dxa"/>
           </w:tblCellMar>
         </w:tblPrEx>
+        <w:trPr>
+          <w:cantSplit/>
+        </w:trPr>
         <w:tc>
           <w:tcPr>
             <w:tcW w:w="2000" w:type="dxa"/>
@@ -3936,7 +4037,7 @@
     </w:p>
     <w:tbl>
       <w:tblPr>
-        <w:tblW w:w="9360" w:type="dxa"/>
+        <w:tblW w:w="5000" w:type="pct"/>
         <w:tblBorders>
           <w:top w:val="single" w:sz="4" w:space="0" w:color="auto"/>
           <w:left w:val="single" w:sz="4" w:space="0" w:color="auto"/>
@@ -3950,6 +4051,7 @@
           <w:right w:w="10" w:type="dxa"/>
         </w:tblCellMar>
         <w:tblLook w:val="04A0" w:firstRow="1" w:lastRow="0" w:firstColumn="1" w:lastColumn="0" w:noHBand="0" w:noVBand="1"/>
+        <w:tblLayout w:type="autofit"/>
       </w:tblPr>
       <w:tblGrid>
         <w:gridCol w:w="2000"/>
@@ -3962,6 +4064,9 @@
             <w:bottom w:w="0" w:type="dxa"/>
           </w:tblCellMar>
         </w:tblPrEx>
+        <w:trPr>
+          <w:cantSplit/>
+        </w:trPr>
         <w:tc>
           <w:tcPr>
             <w:tcW w:w="2000" w:type="dxa"/>
@@ -4052,6 +4157,9 @@
             <w:bottom w:w="0" w:type="dxa"/>
           </w:tblCellMar>
         </w:tblPrEx>
+        <w:trPr>
+          <w:cantSplit/>
+        </w:trPr>
         <w:tc>
           <w:tcPr>
             <w:tcW w:w="2000" w:type="dxa"/>
@@ -4139,6 +4247,9 @@
             <w:bottom w:w="0" w:type="dxa"/>
           </w:tblCellMar>
         </w:tblPrEx>
+        <w:trPr>
+          <w:cantSplit/>
+        </w:trPr>
         <w:tc>
           <w:tcPr>
             <w:tcW w:w="2000" w:type="dxa"/>
@@ -4216,6 +4327,9 @@
             <w:bottom w:w="0" w:type="dxa"/>
           </w:tblCellMar>
         </w:tblPrEx>
+        <w:trPr>
+          <w:cantSplit/>
+        </w:trPr>
         <w:tc>
           <w:tcPr>
             <w:tcW w:w="2000" w:type="dxa"/>
@@ -4313,6 +4427,9 @@
             <w:bottom w:w="0" w:type="dxa"/>
           </w:tblCellMar>
         </w:tblPrEx>
+        <w:trPr>
+          <w:cantSplit/>
+        </w:trPr>
         <w:tc>
           <w:tcPr>
             <w:tcW w:w="2000" w:type="dxa"/>
@@ -4472,6 +4589,9 @@
             <w:bottom w:w="0" w:type="dxa"/>
           </w:tblCellMar>
         </w:tblPrEx>
+        <w:trPr>
+          <w:cantSplit/>
+        </w:trPr>
         <w:tc>
           <w:tcPr>
             <w:tcW w:w="2000" w:type="dxa"/>
@@ -4548,6 +4668,9 @@
             <w:bottom w:w="0" w:type="dxa"/>
           </w:tblCellMar>
         </w:tblPrEx>
+        <w:trPr>
+          <w:cantSplit/>
+        </w:trPr>
         <w:tc>
           <w:tcPr>
             <w:tcW w:w="2000" w:type="dxa"/>
@@ -4678,7 +4801,7 @@
     </w:p>
     <w:tbl>
       <w:tblPr>
-        <w:tblW w:w="9360" w:type="dxa"/>
+        <w:tblW w:w="5000" w:type="pct"/>
         <w:tblBorders>
           <w:top w:val="single" w:sz="4" w:space="0" w:color="auto"/>
           <w:left w:val="single" w:sz="4" w:space="0" w:color="auto"/>
@@ -4692,6 +4815,7 @@
           <w:right w:w="10" w:type="dxa"/>
         </w:tblCellMar>
         <w:tblLook w:val="04A0" w:firstRow="1" w:lastRow="0" w:firstColumn="1" w:lastColumn="0" w:noHBand="0" w:noVBand="1"/>
+        <w:tblLayout w:type="autofit"/>
       </w:tblPr>
       <w:tblGrid>
         <w:gridCol w:w="2000"/>
@@ -4704,6 +4828,9 @@
             <w:bottom w:w="0" w:type="dxa"/>
           </w:tblCellMar>
         </w:tblPrEx>
+        <w:trPr>
+          <w:cantSplit/>
+        </w:trPr>
         <w:tc>
           <w:tcPr>
             <w:tcW w:w="2000" w:type="dxa"/>
@@ -4794,6 +4921,9 @@
             <w:bottom w:w="0" w:type="dxa"/>
           </w:tblCellMar>
         </w:tblPrEx>
+        <w:trPr>
+          <w:cantSplit/>
+        </w:trPr>
         <w:tc>
           <w:tcPr>
             <w:tcW w:w="2000" w:type="dxa"/>
@@ -4881,6 +5011,9 @@
             <w:bottom w:w="0" w:type="dxa"/>
           </w:tblCellMar>
         </w:tblPrEx>
+        <w:trPr>
+          <w:cantSplit/>
+        </w:trPr>
         <w:tc>
           <w:tcPr>
             <w:tcW w:w="2000" w:type="dxa"/>
@@ -4958,6 +5091,9 @@
             <w:bottom w:w="0" w:type="dxa"/>
           </w:tblCellMar>
         </w:tblPrEx>
+        <w:trPr>
+          <w:cantSplit/>
+        </w:trPr>
         <w:tc>
           <w:tcPr>
             <w:tcW w:w="2000" w:type="dxa"/>
@@ -5035,6 +5171,9 @@
             <w:bottom w:w="0" w:type="dxa"/>
           </w:tblCellMar>
         </w:tblPrEx>
+        <w:trPr>
+          <w:cantSplit/>
+        </w:trPr>
         <w:tc>
           <w:tcPr>
             <w:tcW w:w="2000" w:type="dxa"/>
@@ -5168,6 +5307,9 @@
             <w:bottom w:w="0" w:type="dxa"/>
           </w:tblCellMar>
         </w:tblPrEx>
+        <w:trPr>
+          <w:cantSplit/>
+        </w:trPr>
         <w:tc>
           <w:tcPr>
             <w:tcW w:w="2000" w:type="dxa"/>
@@ -5244,6 +5386,9 @@
             <w:bottom w:w="0" w:type="dxa"/>
           </w:tblCellMar>
         </w:tblPrEx>
+        <w:trPr>
+          <w:cantSplit/>
+        </w:trPr>
         <w:tc>
           <w:tcPr>
             <w:tcW w:w="2000" w:type="dxa"/>
@@ -5375,7 +5520,7 @@
     </w:p>
     <w:tbl>
       <w:tblPr>
-        <w:tblW w:w="9360" w:type="dxa"/>
+        <w:tblW w:w="5000" w:type="pct"/>
         <w:tblBorders>
           <w:top w:val="single" w:sz="4" w:space="0" w:color="auto"/>
           <w:left w:val="single" w:sz="4" w:space="0" w:color="auto"/>
@@ -5389,6 +5534,7 @@
           <w:right w:w="10" w:type="dxa"/>
         </w:tblCellMar>
         <w:tblLook w:val="04A0" w:firstRow="1" w:lastRow="0" w:firstColumn="1" w:lastColumn="0" w:noHBand="0" w:noVBand="1"/>
+        <w:tblLayout w:type="autofit"/>
       </w:tblPr>
       <w:tblGrid>
         <w:gridCol w:w="2000"/>
@@ -5401,6 +5547,9 @@
             <w:bottom w:w="0" w:type="dxa"/>
           </w:tblCellMar>
         </w:tblPrEx>
+        <w:trPr>
+          <w:cantSplit/>
+        </w:trPr>
         <w:tc>
           <w:tcPr>
             <w:tcW w:w="2000" w:type="dxa"/>
@@ -5491,6 +5640,9 @@
             <w:bottom w:w="0" w:type="dxa"/>
           </w:tblCellMar>
         </w:tblPrEx>
+        <w:trPr>
+          <w:cantSplit/>
+        </w:trPr>
         <w:tc>
           <w:tcPr>
             <w:tcW w:w="2000" w:type="dxa"/>
@@ -5584,6 +5736,9 @@
             <w:bottom w:w="0" w:type="dxa"/>
           </w:tblCellMar>
         </w:tblPrEx>
+        <w:trPr>
+          <w:cantSplit/>
+        </w:trPr>
         <w:tc>
           <w:tcPr>
             <w:tcW w:w="2000" w:type="dxa"/>
@@ -5661,6 +5816,9 @@
             <w:bottom w:w="0" w:type="dxa"/>
           </w:tblCellMar>
         </w:tblPrEx>
+        <w:trPr>
+          <w:cantSplit/>
+        </w:trPr>
         <w:tc>
           <w:tcPr>
             <w:tcW w:w="2000" w:type="dxa"/>
@@ -5758,6 +5916,9 @@
             <w:bottom w:w="0" w:type="dxa"/>
           </w:tblCellMar>
         </w:tblPrEx>
+        <w:trPr>
+          <w:cantSplit/>
+        </w:trPr>
         <w:tc>
           <w:tcPr>
             <w:tcW w:w="2000" w:type="dxa"/>
@@ -5891,6 +6052,9 @@
             <w:bottom w:w="0" w:type="dxa"/>
           </w:tblCellMar>
         </w:tblPrEx>
+        <w:trPr>
+          <w:cantSplit/>
+        </w:trPr>
         <w:tc>
           <w:tcPr>
             <w:tcW w:w="2000" w:type="dxa"/>
@@ -5967,6 +6131,9 @@
             <w:bottom w:w="0" w:type="dxa"/>
           </w:tblCellMar>
         </w:tblPrEx>
+        <w:trPr>
+          <w:cantSplit/>
+        </w:trPr>
         <w:tc>
           <w:tcPr>
             <w:tcW w:w="2000" w:type="dxa"/>
@@ -6097,7 +6264,7 @@
     </w:p>
     <w:tbl>
       <w:tblPr>
-        <w:tblW w:w="9360" w:type="dxa"/>
+        <w:tblW w:w="5000" w:type="pct"/>
         <w:tblBorders>
           <w:top w:val="single" w:sz="4" w:space="0" w:color="auto"/>
           <w:left w:val="single" w:sz="4" w:space="0" w:color="auto"/>
@@ -6111,6 +6278,7 @@
           <w:right w:w="10" w:type="dxa"/>
         </w:tblCellMar>
         <w:tblLook w:val="04A0" w:firstRow="1" w:lastRow="0" w:firstColumn="1" w:lastColumn="0" w:noHBand="0" w:noVBand="1"/>
+        <w:tblLayout w:type="autofit"/>
       </w:tblPr>
       <w:tblGrid>
         <w:gridCol w:w="2000"/>
@@ -6123,6 +6291,9 @@
             <w:bottom w:w="0" w:type="dxa"/>
           </w:tblCellMar>
         </w:tblPrEx>
+        <w:trPr>
+          <w:cantSplit/>
+        </w:trPr>
         <w:tc>
           <w:tcPr>
             <w:tcW w:w="2000" w:type="dxa"/>
@@ -6213,6 +6384,9 @@
             <w:bottom w:w="0" w:type="dxa"/>
           </w:tblCellMar>
         </w:tblPrEx>
+        <w:trPr>
+          <w:cantSplit/>
+        </w:trPr>
         <w:tc>
           <w:tcPr>
             <w:tcW w:w="2000" w:type="dxa"/>
@@ -6300,6 +6474,9 @@
             <w:bottom w:w="0" w:type="dxa"/>
           </w:tblCellMar>
         </w:tblPrEx>
+        <w:trPr>
+          <w:cantSplit/>
+        </w:trPr>
         <w:tc>
           <w:tcPr>
             <w:tcW w:w="2000" w:type="dxa"/>
@@ -6377,6 +6554,9 @@
             <w:bottom w:w="0" w:type="dxa"/>
           </w:tblCellMar>
         </w:tblPrEx>
+        <w:trPr>
+          <w:cantSplit/>
+        </w:trPr>
         <w:tc>
           <w:tcPr>
             <w:tcW w:w="2000" w:type="dxa"/>
@@ -6454,6 +6634,9 @@
             <w:bottom w:w="0" w:type="dxa"/>
           </w:tblCellMar>
         </w:tblPrEx>
+        <w:trPr>
+          <w:cantSplit/>
+        </w:trPr>
         <w:tc>
           <w:tcPr>
             <w:tcW w:w="2000" w:type="dxa"/>
@@ -6569,6 +6752,9 @@
             <w:bottom w:w="0" w:type="dxa"/>
           </w:tblCellMar>
         </w:tblPrEx>
+        <w:trPr>
+          <w:cantSplit/>
+        </w:trPr>
         <w:tc>
           <w:tcPr>
             <w:tcW w:w="2000" w:type="dxa"/>
@@ -6655,6 +6841,9 @@
             <w:bottom w:w="0" w:type="dxa"/>
           </w:tblCellMar>
         </w:tblPrEx>
+        <w:trPr>
+          <w:cantSplit/>
+        </w:trPr>
         <w:tc>
           <w:tcPr>
             <w:tcW w:w="2000" w:type="dxa"/>
@@ -6805,7 +6994,7 @@
     </w:p>
     <w:tbl>
       <w:tblPr>
-        <w:tblW w:w="9360" w:type="dxa"/>
+        <w:tblW w:w="5000" w:type="pct"/>
         <w:tblBorders>
           <w:top w:val="single" w:sz="4" w:space="0" w:color="auto"/>
           <w:left w:val="single" w:sz="4" w:space="0" w:color="auto"/>
@@ -6819,6 +7008,7 @@
           <w:right w:w="10" w:type="dxa"/>
         </w:tblCellMar>
         <w:tblLook w:val="04A0" w:firstRow="1" w:lastRow="0" w:firstColumn="1" w:lastColumn="0" w:noHBand="0" w:noVBand="1"/>
+        <w:tblLayout w:type="autofit"/>
       </w:tblPr>
       <w:tblGrid>
         <w:gridCol w:w="2000"/>
@@ -6831,6 +7021,9 @@
             <w:bottom w:w="0" w:type="dxa"/>
           </w:tblCellMar>
         </w:tblPrEx>
+        <w:trPr>
+          <w:cantSplit/>
+        </w:trPr>
         <w:tc>
           <w:tcPr>
             <w:tcW w:w="2000" w:type="dxa"/>
@@ -6940,6 +7133,9 @@
             <w:bottom w:w="0" w:type="dxa"/>
           </w:tblCellMar>
         </w:tblPrEx>
+        <w:trPr>
+          <w:cantSplit/>
+        </w:trPr>
         <w:tc>
           <w:tcPr>
             <w:tcW w:w="2000" w:type="dxa"/>
@@ -7027,6 +7223,9 @@
             <w:bottom w:w="0" w:type="dxa"/>
           </w:tblCellMar>
         </w:tblPrEx>
+        <w:trPr>
+          <w:cantSplit/>
+        </w:trPr>
         <w:tc>
           <w:tcPr>
             <w:tcW w:w="2000" w:type="dxa"/>
@@ -7104,6 +7303,9 @@
             <w:bottom w:w="0" w:type="dxa"/>
           </w:tblCellMar>
         </w:tblPrEx>
+        <w:trPr>
+          <w:cantSplit/>
+        </w:trPr>
         <w:tc>
           <w:tcPr>
             <w:tcW w:w="2000" w:type="dxa"/>
@@ -7181,6 +7383,9 @@
             <w:bottom w:w="0" w:type="dxa"/>
           </w:tblCellMar>
         </w:tblPrEx>
+        <w:trPr>
+          <w:cantSplit/>
+        </w:trPr>
         <w:tc>
           <w:tcPr>
             <w:tcW w:w="2000" w:type="dxa"/>
@@ -7332,6 +7537,9 @@
             <w:bottom w:w="0" w:type="dxa"/>
           </w:tblCellMar>
         </w:tblPrEx>
+        <w:trPr>
+          <w:cantSplit/>
+        </w:trPr>
         <w:tc>
           <w:tcPr>
             <w:tcW w:w="2000" w:type="dxa"/>
@@ -7408,6 +7616,9 @@
             <w:bottom w:w="0" w:type="dxa"/>
           </w:tblCellMar>
         </w:tblPrEx>
+        <w:trPr>
+          <w:cantSplit/>
+        </w:trPr>
         <w:tc>
           <w:tcPr>
             <w:tcW w:w="2000" w:type="dxa"/>
@@ -7538,7 +7749,7 @@
     </w:p>
     <w:tbl>
       <w:tblPr>
-        <w:tblW w:w="9360" w:type="dxa"/>
+        <w:tblW w:w="5000" w:type="pct"/>
         <w:tblBorders>
           <w:top w:val="single" w:sz="4" w:space="0" w:color="auto"/>
           <w:left w:val="single" w:sz="4" w:space="0" w:color="auto"/>
@@ -7552,6 +7763,7 @@
           <w:right w:w="10" w:type="dxa"/>
         </w:tblCellMar>
         <w:tblLook w:val="04A0" w:firstRow="1" w:lastRow="0" w:firstColumn="1" w:lastColumn="0" w:noHBand="0" w:noVBand="1"/>
+        <w:tblLayout w:type="autofit"/>
       </w:tblPr>
       <w:tblGrid>
         <w:gridCol w:w="2000"/>
@@ -7564,6 +7776,9 @@
             <w:bottom w:w="0" w:type="dxa"/>
           </w:tblCellMar>
         </w:tblPrEx>
+        <w:trPr>
+          <w:cantSplit/>
+        </w:trPr>
         <w:tc>
           <w:tcPr>
             <w:tcW w:w="2000" w:type="dxa"/>
@@ -7654,6 +7869,9 @@
             <w:bottom w:w="0" w:type="dxa"/>
           </w:tblCellMar>
         </w:tblPrEx>
+        <w:trPr>
+          <w:cantSplit/>
+        </w:trPr>
         <w:tc>
           <w:tcPr>
             <w:tcW w:w="2000" w:type="dxa"/>
@@ -7741,6 +7959,9 @@
             <w:bottom w:w="0" w:type="dxa"/>
           </w:tblCellMar>
         </w:tblPrEx>
+        <w:trPr>
+          <w:cantSplit/>
+        </w:trPr>
         <w:tc>
           <w:tcPr>
             <w:tcW w:w="2000" w:type="dxa"/>
@@ -7818,6 +8039,9 @@
             <w:bottom w:w="0" w:type="dxa"/>
           </w:tblCellMar>
         </w:tblPrEx>
+        <w:trPr>
+          <w:cantSplit/>
+        </w:trPr>
         <w:tc>
           <w:tcPr>
             <w:tcW w:w="2000" w:type="dxa"/>
@@ -7895,6 +8119,9 @@
             <w:bottom w:w="0" w:type="dxa"/>
           </w:tblCellMar>
         </w:tblPrEx>
+        <w:trPr>
+          <w:cantSplit/>
+        </w:trPr>
         <w:tc>
           <w:tcPr>
             <w:tcW w:w="2000" w:type="dxa"/>
@@ -8010,6 +8237,9 @@
             <w:bottom w:w="0" w:type="dxa"/>
           </w:tblCellMar>
         </w:tblPrEx>
+        <w:trPr>
+          <w:cantSplit/>
+        </w:trPr>
         <w:tc>
           <w:tcPr>
             <w:tcW w:w="2000" w:type="dxa"/>
@@ -8086,6 +8316,9 @@
             <w:bottom w:w="0" w:type="dxa"/>
           </w:tblCellMar>
         </w:tblPrEx>
+        <w:trPr>
+          <w:cantSplit/>
+        </w:trPr>
         <w:tc>
           <w:tcPr>
             <w:tcW w:w="2000" w:type="dxa"/>
@@ -8216,7 +8449,7 @@
     </w:p>
     <w:tbl>
       <w:tblPr>
-        <w:tblW w:w="9360" w:type="dxa"/>
+        <w:tblW w:w="5000" w:type="pct"/>
         <w:tblBorders>
           <w:top w:val="single" w:sz="4" w:space="0" w:color="auto"/>
           <w:left w:val="single" w:sz="4" w:space="0" w:color="auto"/>
@@ -8230,6 +8463,7 @@
           <w:right w:w="10" w:type="dxa"/>
         </w:tblCellMar>
         <w:tblLook w:val="04A0" w:firstRow="1" w:lastRow="0" w:firstColumn="1" w:lastColumn="0" w:noHBand="0" w:noVBand="1"/>
+        <w:tblLayout w:type="autofit"/>
       </w:tblPr>
       <w:tblGrid>
         <w:gridCol w:w="2000"/>
@@ -8242,6 +8476,9 @@
             <w:bottom w:w="0" w:type="dxa"/>
           </w:tblCellMar>
         </w:tblPrEx>
+        <w:trPr>
+          <w:cantSplit/>
+        </w:trPr>
         <w:tc>
           <w:tcPr>
             <w:tcW w:w="2000" w:type="dxa"/>
@@ -8333,6 +8570,9 @@
             <w:bottom w:w="0" w:type="dxa"/>
           </w:tblCellMar>
         </w:tblPrEx>
+        <w:trPr>
+          <w:cantSplit/>
+        </w:trPr>
         <w:tc>
           <w:tcPr>
             <w:tcW w:w="2000" w:type="dxa"/>
@@ -8420,6 +8660,9 @@
             <w:bottom w:w="0" w:type="dxa"/>
           </w:tblCellMar>
         </w:tblPrEx>
+        <w:trPr>
+          <w:cantSplit/>
+        </w:trPr>
         <w:tc>
           <w:tcPr>
             <w:tcW w:w="2000" w:type="dxa"/>
@@ -8497,6 +8740,9 @@
             <w:bottom w:w="0" w:type="dxa"/>
           </w:tblCellMar>
         </w:tblPrEx>
+        <w:trPr>
+          <w:cantSplit/>
+        </w:trPr>
         <w:tc>
           <w:tcPr>
             <w:tcW w:w="2000" w:type="dxa"/>
@@ -8574,6 +8820,9 @@
             <w:bottom w:w="0" w:type="dxa"/>
           </w:tblCellMar>
         </w:tblPrEx>
+        <w:trPr>
+          <w:cantSplit/>
+        </w:trPr>
         <w:tc>
           <w:tcPr>
             <w:tcW w:w="2000" w:type="dxa"/>
@@ -8725,6 +8974,9 @@
             <w:bottom w:w="0" w:type="dxa"/>
           </w:tblCellMar>
         </w:tblPrEx>
+        <w:trPr>
+          <w:cantSplit/>
+        </w:trPr>
         <w:tc>
           <w:tcPr>
             <w:tcW w:w="2000" w:type="dxa"/>
@@ -8819,6 +9071,9 @@
             <w:bottom w:w="0" w:type="dxa"/>
           </w:tblCellMar>
         </w:tblPrEx>
+        <w:trPr>
+          <w:cantSplit/>
+        </w:trPr>
         <w:tc>
           <w:tcPr>
             <w:tcW w:w="2000" w:type="dxa"/>
@@ -8954,7 +9209,7 @@
     </w:p>
     <w:tbl>
       <w:tblPr>
-        <w:tblW w:w="10252" w:type="dxa"/>
+        <w:tblW w:w="5000" w:type="pct"/>
         <w:jc w:val="center"/>
         <w:tblBorders>
           <w:top w:val="single" w:sz="4" w:space="0" w:color="000000"/>
@@ -8962,7 +9217,7 @@
           <w:bottom w:val="single" w:sz="4" w:space="0" w:color="000000"/>
           <w:right w:val="single" w:sz="4" w:space="0" w:color="000000"/>
         </w:tblBorders>
-        <w:tblLayout w:type="fixed"/>
+        <w:tblLayout w:type="autofit"/>
         <w:tblLook w:val="0400" w:firstRow="0" w:lastRow="0" w:firstColumn="0" w:lastColumn="0" w:noHBand="0" w:noVBand="1"/>
       </w:tblPr>
       <w:tblGrid>
@@ -11236,8 +11491,9 @@
     <w:tbl>
       <w:tblPr>
         <w:tblStyle w:val="aa"/>
-        <w:tblW w:type="auto" w:w="0"/>
+        <w:tblW w:type="pct" w:w="5000"/>
         <w:tblLook w:firstColumn="1" w:firstRow="1" w:lastColumn="0" w:lastRow="0" w:noHBand="0" w:noVBand="1" w:val="04A0"/>
+        <w:tblLayout w:type="autofit"/>
       </w:tblPr>
       <w:tblGrid>
         <w:gridCol w:w="1805"/>
@@ -11247,9 +11503,13 @@
         <w:gridCol w:w="1805"/>
       </w:tblGrid>
       <w:tr>
+        <w:trPr>
+          <w:cantSplit/>
+        </w:trPr>
         <w:tc>
           <w:tcPr>
             <w:tcW w:type="dxa" w:w="1805"/>
+            <w:vAlign w:val="center"/>
           </w:tcPr>
           <w:p>
             <w:r/>
@@ -11264,6 +11524,7 @@
         <w:tc>
           <w:tcPr>
             <w:tcW w:type="dxa" w:w="1805"/>
+            <w:vAlign w:val="center"/>
           </w:tcPr>
           <w:p>
             <w:r/>
@@ -11278,6 +11539,7 @@
         <w:tc>
           <w:tcPr>
             <w:tcW w:type="dxa" w:w="1805"/>
+            <w:vAlign w:val="center"/>
           </w:tcPr>
           <w:p>
             <w:r/>
@@ -11292,6 +11554,7 @@
         <w:tc>
           <w:tcPr>
             <w:tcW w:type="dxa" w:w="1805"/>
+            <w:vAlign w:val="center"/>
           </w:tcPr>
           <w:p>
             <w:r/>
@@ -11306,6 +11569,7 @@
         <w:tc>
           <w:tcPr>
             <w:tcW w:type="dxa" w:w="1805"/>
+            <w:vAlign w:val="center"/>
           </w:tcPr>
           <w:p>
             <w:r/>
@@ -11319,9 +11583,13 @@
         </w:tc>
       </w:tr>
       <w:tr>
+        <w:trPr>
+          <w:cantSplit/>
+        </w:trPr>
         <w:tc>
           <w:tcPr>
             <w:tcW w:type="dxa" w:w="1805"/>
+            <w:vAlign w:val="center"/>
           </w:tcPr>
           <w:p>
             <w:r>
@@ -11332,6 +11600,7 @@
         <w:tc>
           <w:tcPr>
             <w:tcW w:type="dxa" w:w="1805"/>
+            <w:vAlign w:val="center"/>
           </w:tcPr>
           <w:p>
             <w:r>
@@ -11342,6 +11611,7 @@
         <w:tc>
           <w:tcPr>
             <w:tcW w:type="dxa" w:w="1805"/>
+            <w:vAlign w:val="center"/>
           </w:tcPr>
           <w:p>
             <w:r>
@@ -11352,6 +11622,7 @@
         <w:tc>
           <w:tcPr>
             <w:tcW w:type="dxa" w:w="1805"/>
+            <w:vAlign w:val="center"/>
           </w:tcPr>
           <w:p>
             <w:r>
@@ -11362,6 +11633,7 @@
         <w:tc>
           <w:tcPr>
             <w:tcW w:type="dxa" w:w="1805"/>
+            <w:vAlign w:val="center"/>
           </w:tcPr>
           <w:p>
             <w:r>
@@ -11371,9 +11643,13 @@
         </w:tc>
       </w:tr>
       <w:tr>
+        <w:trPr>
+          <w:cantSplit/>
+        </w:trPr>
         <w:tc>
           <w:tcPr>
             <w:tcW w:type="dxa" w:w="1805"/>
+            <w:vAlign w:val="center"/>
           </w:tcPr>
           <w:p>
             <w:r>
@@ -11384,6 +11660,7 @@
         <w:tc>
           <w:tcPr>
             <w:tcW w:type="dxa" w:w="1805"/>
+            <w:vAlign w:val="center"/>
           </w:tcPr>
           <w:p>
             <w:r>
@@ -11394,6 +11671,7 @@
         <w:tc>
           <w:tcPr>
             <w:tcW w:type="dxa" w:w="1805"/>
+            <w:vAlign w:val="center"/>
           </w:tcPr>
           <w:p>
             <w:r>
@@ -11404,6 +11682,7 @@
         <w:tc>
           <w:tcPr>
             <w:tcW w:type="dxa" w:w="1805"/>
+            <w:vAlign w:val="center"/>
           </w:tcPr>
           <w:p>
             <w:r>
@@ -11414,6 +11693,7 @@
         <w:tc>
           <w:tcPr>
             <w:tcW w:type="dxa" w:w="1805"/>
+            <w:vAlign w:val="center"/>
           </w:tcPr>
           <w:p>
             <w:r>
@@ -11423,9 +11703,13 @@
         </w:tc>
       </w:tr>
       <w:tr>
+        <w:trPr>
+          <w:cantSplit/>
+        </w:trPr>
         <w:tc>
           <w:tcPr>
             <w:tcW w:type="dxa" w:w="1805"/>
+            <w:vAlign w:val="center"/>
           </w:tcPr>
           <w:p>
             <w:r>
@@ -11436,6 +11720,7 @@
         <w:tc>
           <w:tcPr>
             <w:tcW w:type="dxa" w:w="1805"/>
+            <w:vAlign w:val="center"/>
           </w:tcPr>
           <w:p>
             <w:r>
@@ -11446,6 +11731,7 @@
         <w:tc>
           <w:tcPr>
             <w:tcW w:type="dxa" w:w="1805"/>
+            <w:vAlign w:val="center"/>
           </w:tcPr>
           <w:p>
             <w:r>
@@ -11456,6 +11742,7 @@
         <w:tc>
           <w:tcPr>
             <w:tcW w:type="dxa" w:w="1805"/>
+            <w:vAlign w:val="center"/>
           </w:tcPr>
           <w:p>
             <w:r>
@@ -11466,6 +11753,7 @@
         <w:tc>
           <w:tcPr>
             <w:tcW w:type="dxa" w:w="1805"/>
+            <w:vAlign w:val="center"/>
           </w:tcPr>
           <w:p>
             <w:r>
@@ -11475,9 +11763,13 @@
         </w:tc>
       </w:tr>
       <w:tr>
+        <w:trPr>
+          <w:cantSplit/>
+        </w:trPr>
         <w:tc>
           <w:tcPr>
             <w:tcW w:type="dxa" w:w="1805"/>
+            <w:vAlign w:val="center"/>
           </w:tcPr>
           <w:p>
             <w:r>
@@ -11488,6 +11780,7 @@
         <w:tc>
           <w:tcPr>
             <w:tcW w:type="dxa" w:w="1805"/>
+            <w:vAlign w:val="center"/>
           </w:tcPr>
           <w:p>
             <w:r>
@@ -11498,6 +11791,7 @@
         <w:tc>
           <w:tcPr>
             <w:tcW w:type="dxa" w:w="1805"/>
+            <w:vAlign w:val="center"/>
           </w:tcPr>
           <w:p>
             <w:r>
@@ -11508,6 +11802,7 @@
         <w:tc>
           <w:tcPr>
             <w:tcW w:type="dxa" w:w="1805"/>
+            <w:vAlign w:val="center"/>
           </w:tcPr>
           <w:p>
             <w:r>
@@ -11518,6 +11813,7 @@
         <w:tc>
           <w:tcPr>
             <w:tcW w:type="dxa" w:w="1805"/>
+            <w:vAlign w:val="center"/>
           </w:tcPr>
           <w:p>
             <w:r>
@@ -11527,9 +11823,13 @@
         </w:tc>
       </w:tr>
       <w:tr>
+        <w:trPr>
+          <w:cantSplit/>
+        </w:trPr>
         <w:tc>
           <w:tcPr>
             <w:tcW w:type="dxa" w:w="1805"/>
+            <w:vAlign w:val="center"/>
           </w:tcPr>
           <w:p>
             <w:r>
@@ -11540,6 +11840,7 @@
         <w:tc>
           <w:tcPr>
             <w:tcW w:type="dxa" w:w="1805"/>
+            <w:vAlign w:val="center"/>
           </w:tcPr>
           <w:p>
             <w:r>
@@ -11550,6 +11851,7 @@
         <w:tc>
           <w:tcPr>
             <w:tcW w:type="dxa" w:w="1805"/>
+            <w:vAlign w:val="center"/>
           </w:tcPr>
           <w:p>
             <w:r>
@@ -11560,6 +11862,7 @@
         <w:tc>
           <w:tcPr>
             <w:tcW w:type="dxa" w:w="1805"/>
+            <w:vAlign w:val="center"/>
           </w:tcPr>
           <w:p>
             <w:r>
@@ -11570,6 +11873,7 @@
         <w:tc>
           <w:tcPr>
             <w:tcW w:type="dxa" w:w="1805"/>
+            <w:vAlign w:val="center"/>
           </w:tcPr>
           <w:p>
             <w:r>
@@ -11593,8 +11897,9 @@
     <w:tbl>
       <w:tblPr>
         <w:tblStyle w:val="aa"/>
-        <w:tblW w:type="auto" w:w="0"/>
+        <w:tblW w:type="pct" w:w="5000"/>
         <w:tblLook w:firstColumn="1" w:firstRow="1" w:lastColumn="0" w:lastRow="0" w:noHBand="0" w:noVBand="1" w:val="04A0"/>
+        <w:tblLayout w:type="autofit"/>
       </w:tblPr>
       <w:tblGrid>
         <w:gridCol w:w="2256"/>
@@ -11603,9 +11908,13 @@
         <w:gridCol w:w="2256"/>
       </w:tblGrid>
       <w:tr>
+        <w:trPr>
+          <w:cantSplit/>
+        </w:trPr>
         <w:tc>
           <w:tcPr>
             <w:tcW w:type="dxa" w:w="2256"/>
+            <w:vAlign w:val="center"/>
           </w:tcPr>
           <w:p>
             <w:r/>
@@ -11620,6 +11929,7 @@
         <w:tc>
           <w:tcPr>
             <w:tcW w:type="dxa" w:w="2256"/>
+            <w:vAlign w:val="center"/>
           </w:tcPr>
           <w:p>
             <w:r/>
@@ -11634,6 +11944,7 @@
         <w:tc>
           <w:tcPr>
             <w:tcW w:type="dxa" w:w="2256"/>
+            <w:vAlign w:val="center"/>
           </w:tcPr>
           <w:p>
             <w:r/>
@@ -11648,6 +11959,7 @@
         <w:tc>
           <w:tcPr>
             <w:tcW w:type="dxa" w:w="2256"/>
+            <w:vAlign w:val="center"/>
           </w:tcPr>
           <w:p>
             <w:r/>
@@ -11661,9 +11973,13 @@
         </w:tc>
       </w:tr>
       <w:tr>
+        <w:trPr>
+          <w:cantSplit/>
+        </w:trPr>
         <w:tc>
           <w:tcPr>
             <w:tcW w:type="dxa" w:w="2256"/>
+            <w:vAlign w:val="center"/>
           </w:tcPr>
           <w:p>
             <w:r>
@@ -11674,6 +11990,7 @@
         <w:tc>
           <w:tcPr>
             <w:tcW w:type="dxa" w:w="2256"/>
+            <w:vAlign w:val="center"/>
           </w:tcPr>
           <w:p>
             <w:r>
@@ -11684,6 +12001,7 @@
         <w:tc>
           <w:tcPr>
             <w:tcW w:type="dxa" w:w="2256"/>
+            <w:vAlign w:val="center"/>
           </w:tcPr>
           <w:p>
             <w:r>
@@ -11694,6 +12012,7 @@
         <w:tc>
           <w:tcPr>
             <w:tcW w:type="dxa" w:w="2256"/>
+            <w:vAlign w:val="center"/>
           </w:tcPr>
           <w:p>
             <w:r>
@@ -11703,9 +12022,13 @@
         </w:tc>
       </w:tr>
       <w:tr>
+        <w:trPr>
+          <w:cantSplit/>
+        </w:trPr>
         <w:tc>
           <w:tcPr>
             <w:tcW w:type="dxa" w:w="2256"/>
+            <w:vAlign w:val="center"/>
           </w:tcPr>
           <w:p>
             <w:r>
@@ -11716,6 +12039,7 @@
         <w:tc>
           <w:tcPr>
             <w:tcW w:type="dxa" w:w="2256"/>
+            <w:vAlign w:val="center"/>
           </w:tcPr>
           <w:p>
             <w:r>
@@ -11726,6 +12050,7 @@
         <w:tc>
           <w:tcPr>
             <w:tcW w:type="dxa" w:w="2256"/>
+            <w:vAlign w:val="center"/>
           </w:tcPr>
           <w:p>
             <w:r>
@@ -11736,6 +12061,7 @@
         <w:tc>
           <w:tcPr>
             <w:tcW w:type="dxa" w:w="2256"/>
+            <w:vAlign w:val="center"/>
           </w:tcPr>
           <w:p>
             <w:r>
@@ -11745,9 +12071,13 @@
         </w:tc>
       </w:tr>
       <w:tr>
+        <w:trPr>
+          <w:cantSplit/>
+        </w:trPr>
         <w:tc>
           <w:tcPr>
             <w:tcW w:type="dxa" w:w="2256"/>
+            <w:vAlign w:val="center"/>
           </w:tcPr>
           <w:p>
             <w:r>
@@ -11758,6 +12088,7 @@
         <w:tc>
           <w:tcPr>
             <w:tcW w:type="dxa" w:w="2256"/>
+            <w:vAlign w:val="center"/>
           </w:tcPr>
           <w:p>
             <w:r>
@@ -11768,6 +12099,7 @@
         <w:tc>
           <w:tcPr>
             <w:tcW w:type="dxa" w:w="2256"/>
+            <w:vAlign w:val="center"/>
           </w:tcPr>
           <w:p>
             <w:r>
@@ -11778,6 +12110,7 @@
         <w:tc>
           <w:tcPr>
             <w:tcW w:type="dxa" w:w="2256"/>
+            <w:vAlign w:val="center"/>
           </w:tcPr>
           <w:p>
             <w:r>
@@ -11787,9 +12120,13 @@
         </w:tc>
       </w:tr>
       <w:tr>
+        <w:trPr>
+          <w:cantSplit/>
+        </w:trPr>
         <w:tc>
           <w:tcPr>
             <w:tcW w:type="dxa" w:w="2256"/>
+            <w:vAlign w:val="center"/>
           </w:tcPr>
           <w:p>
             <w:r>
@@ -11800,6 +12137,7 @@
         <w:tc>
           <w:tcPr>
             <w:tcW w:type="dxa" w:w="2256"/>
+            <w:vAlign w:val="center"/>
           </w:tcPr>
           <w:p>
             <w:r>
@@ -11810,6 +12148,7 @@
         <w:tc>
           <w:tcPr>
             <w:tcW w:type="dxa" w:w="2256"/>
+            <w:vAlign w:val="center"/>
           </w:tcPr>
           <w:p>
             <w:r>
@@ -11820,6 +12159,7 @@
         <w:tc>
           <w:tcPr>
             <w:tcW w:type="dxa" w:w="2256"/>
+            <w:vAlign w:val="center"/>
           </w:tcPr>
           <w:p>
             <w:r>
@@ -11829,9 +12169,13 @@
         </w:tc>
       </w:tr>
       <w:tr>
+        <w:trPr>
+          <w:cantSplit/>
+        </w:trPr>
         <w:tc>
           <w:tcPr>
             <w:tcW w:type="dxa" w:w="2256"/>
+            <w:vAlign w:val="center"/>
           </w:tcPr>
           <w:p>
             <w:r>
@@ -11842,6 +12186,7 @@
         <w:tc>
           <w:tcPr>
             <w:tcW w:type="dxa" w:w="2256"/>
+            <w:vAlign w:val="center"/>
           </w:tcPr>
           <w:p>
             <w:r>
@@ -11852,6 +12197,7 @@
         <w:tc>
           <w:tcPr>
             <w:tcW w:type="dxa" w:w="2256"/>
+            <w:vAlign w:val="center"/>
           </w:tcPr>
           <w:p>
             <w:r>
@@ -11862,6 +12208,7 @@
         <w:tc>
           <w:tcPr>
             <w:tcW w:type="dxa" w:w="2256"/>
+            <w:vAlign w:val="center"/>
           </w:tcPr>
           <w:p>
             <w:r>
@@ -11871,9 +12218,13 @@
         </w:tc>
       </w:tr>
       <w:tr>
+        <w:trPr>
+          <w:cantSplit/>
+        </w:trPr>
         <w:tc>
           <w:tcPr>
             <w:tcW w:type="dxa" w:w="2256"/>
+            <w:vAlign w:val="center"/>
           </w:tcPr>
           <w:p>
             <w:r>
@@ -11884,6 +12235,7 @@
         <w:tc>
           <w:tcPr>
             <w:tcW w:type="dxa" w:w="2256"/>
+            <w:vAlign w:val="center"/>
           </w:tcPr>
           <w:p>
             <w:r>
@@ -11894,6 +12246,7 @@
         <w:tc>
           <w:tcPr>
             <w:tcW w:type="dxa" w:w="2256"/>
+            <w:vAlign w:val="center"/>
           </w:tcPr>
           <w:p>
             <w:r>
@@ -11904,6 +12257,7 @@
         <w:tc>
           <w:tcPr>
             <w:tcW w:type="dxa" w:w="2256"/>
+            <w:vAlign w:val="center"/>
           </w:tcPr>
           <w:p>
             <w:r>
@@ -11913,9 +12267,13 @@
         </w:tc>
       </w:tr>
       <w:tr>
+        <w:trPr>
+          <w:cantSplit/>
+        </w:trPr>
         <w:tc>
           <w:tcPr>
             <w:tcW w:type="dxa" w:w="2256"/>
+            <w:vAlign w:val="center"/>
           </w:tcPr>
           <w:p>
             <w:r>
@@ -11926,6 +12284,7 @@
         <w:tc>
           <w:tcPr>
             <w:tcW w:type="dxa" w:w="2256"/>
+            <w:vAlign w:val="center"/>
           </w:tcPr>
           <w:p>
             <w:r>
@@ -11936,6 +12295,7 @@
         <w:tc>
           <w:tcPr>
             <w:tcW w:type="dxa" w:w="2256"/>
+            <w:vAlign w:val="center"/>
           </w:tcPr>
           <w:p>
             <w:r>
@@ -11946,6 +12306,7 @@
         <w:tc>
           <w:tcPr>
             <w:tcW w:type="dxa" w:w="2256"/>
+            <w:vAlign w:val="center"/>
           </w:tcPr>
           <w:p>
             <w:r>
@@ -11955,9 +12316,13 @@
         </w:tc>
       </w:tr>
       <w:tr>
+        <w:trPr>
+          <w:cantSplit/>
+        </w:trPr>
         <w:tc>
           <w:tcPr>
             <w:tcW w:type="dxa" w:w="2256"/>
+            <w:vAlign w:val="center"/>
           </w:tcPr>
           <w:p>
             <w:r>
@@ -11968,6 +12333,7 @@
         <w:tc>
           <w:tcPr>
             <w:tcW w:type="dxa" w:w="2256"/>
+            <w:vAlign w:val="center"/>
           </w:tcPr>
           <w:p>
             <w:r>
@@ -11978,6 +12344,7 @@
         <w:tc>
           <w:tcPr>
             <w:tcW w:type="dxa" w:w="2256"/>
+            <w:vAlign w:val="center"/>
           </w:tcPr>
           <w:p>
             <w:r>
@@ -11988,6 +12355,7 @@
         <w:tc>
           <w:tcPr>
             <w:tcW w:type="dxa" w:w="2256"/>
+            <w:vAlign w:val="center"/>
           </w:tcPr>
           <w:p>
             <w:r>
@@ -11997,9 +12365,13 @@
         </w:tc>
       </w:tr>
       <w:tr>
+        <w:trPr>
+          <w:cantSplit/>
+        </w:trPr>
         <w:tc>
           <w:tcPr>
             <w:tcW w:type="dxa" w:w="2256"/>
+            <w:vAlign w:val="center"/>
           </w:tcPr>
           <w:p>
             <w:r>
@@ -12010,6 +12382,7 @@
         <w:tc>
           <w:tcPr>
             <w:tcW w:type="dxa" w:w="2256"/>
+            <w:vAlign w:val="center"/>
           </w:tcPr>
           <w:p>
             <w:r>
@@ -12020,6 +12393,7 @@
         <w:tc>
           <w:tcPr>
             <w:tcW w:type="dxa" w:w="2256"/>
+            <w:vAlign w:val="center"/>
           </w:tcPr>
           <w:p>
             <w:r>
@@ -12030,6 +12404,7 @@
         <w:tc>
           <w:tcPr>
             <w:tcW w:type="dxa" w:w="2256"/>
+            <w:vAlign w:val="center"/>
           </w:tcPr>
           <w:p>
             <w:r>
